--- a/EJHF_FTO_CoverLetter/05_Cover_Letter_EJHF_Polished.docx
+++ b/EJHF_FTO_CoverLetter/05_Cover_Letter_EJHF_Polished.docx
@@ -155,7 +155,7 @@
         <w:t xml:space="preserve">Adipogenic regulatory context. </w:t>
       </w:r>
       <w:r>
-        <w:t xml:space="preserve">Fine-mapping and chromatin annotation prioritised the rs1558902–rs1421085 haplotype, which overlaps regulatory DNA active during adipogenesis; rs1421085 itself has been shown experimentally to alter adipocyte thermogenesis.</w:t>
+        <w:t xml:space="preserve">Fine-mapping and chromatin annotation prioritised the rs1558902–rs1421085 haplotype, which overlaps regulatory DNA that is active during adipogenesis.</w:t>
       </w:r>
     </w:p>
     <w:p>
